--- a/Ethical hacking and counter measures.docx
+++ b/Ethical hacking and counter measures.docx
@@ -98,21 +98,21 @@
         <w:ind w:left="20"/>
         <w:jc w:val="center"/>
         <w:rPr>
-          <w:sz w:val="40"/>
-          <w:szCs w:val="40"/>
-        </w:rPr>
-      </w:pPr>
-      <w:r>
-        <w:rPr>
-          <w:sz w:val="40"/>
-          <w:szCs w:val="40"/>
+          <w:sz w:val="28"/>
+          <w:szCs w:val="28"/>
+        </w:rPr>
+      </w:pPr>
+      <w:r>
+        <w:rPr>
+          <w:sz w:val="28"/>
+          <w:szCs w:val="28"/>
         </w:rPr>
         <w:t xml:space="preserve">BIT4139 </w:t>
       </w:r>
       <w:r>
         <w:rPr>
-          <w:sz w:val="40"/>
-          <w:szCs w:val="40"/>
+          <w:sz w:val="28"/>
+          <w:szCs w:val="28"/>
         </w:rPr>
         <w:t>Ethical Hacking and Counter Measures</w:t>
       </w:r>
@@ -122,8 +122,8 @@
         <w:ind w:left="20"/>
         <w:jc w:val="center"/>
         <w:rPr>
-          <w:sz w:val="40"/>
-          <w:szCs w:val="40"/>
+          <w:sz w:val="28"/>
+          <w:szCs w:val="28"/>
         </w:rPr>
       </w:pPr>
     </w:p>
@@ -132,14 +132,14 @@
         <w:ind w:left="20"/>
         <w:jc w:val="center"/>
         <w:rPr>
-          <w:sz w:val="40"/>
-          <w:szCs w:val="40"/>
-        </w:rPr>
-      </w:pPr>
-      <w:r>
-        <w:rPr>
-          <w:sz w:val="40"/>
-          <w:szCs w:val="40"/>
+          <w:sz w:val="28"/>
+          <w:szCs w:val="28"/>
+        </w:rPr>
+      </w:pPr>
+      <w:r>
+        <w:rPr>
+          <w:sz w:val="28"/>
+          <w:szCs w:val="28"/>
         </w:rPr>
         <w:t>BSCCS/2024/62210 EVANS MUTHOMI KABURU</w:t>
       </w:r>
@@ -149,8 +149,8 @@
         <w:ind w:left="20"/>
         <w:jc w:val="center"/>
         <w:rPr>
-          <w:sz w:val="40"/>
-          <w:szCs w:val="40"/>
+          <w:sz w:val="28"/>
+          <w:szCs w:val="28"/>
         </w:rPr>
       </w:pPr>
     </w:p>
@@ -159,16 +159,43 @@
         <w:ind w:left="20"/>
         <w:jc w:val="center"/>
         <w:rPr>
-          <w:sz w:val="40"/>
-          <w:szCs w:val="40"/>
-        </w:rPr>
-      </w:pPr>
-      <w:r>
-        <w:rPr>
-          <w:sz w:val="40"/>
-          <w:szCs w:val="40"/>
+          <w:sz w:val="28"/>
+          <w:szCs w:val="28"/>
+        </w:rPr>
+      </w:pPr>
+      <w:r>
+        <w:rPr>
+          <w:sz w:val="28"/>
+          <w:szCs w:val="28"/>
         </w:rPr>
         <w:t>Tool of choice-Nmap</w:t>
+      </w:r>
+    </w:p>
+    <w:p>
+      <w:pPr>
+        <w:ind w:left="20"/>
+        <w:jc w:val="center"/>
+        <w:rPr>
+          <w:sz w:val="28"/>
+          <w:szCs w:val="28"/>
+        </w:rPr>
+      </w:pPr>
+    </w:p>
+    <w:p>
+      <w:pPr>
+        <w:ind w:left="20"/>
+        <w:jc w:val="center"/>
+        <w:rPr>
+          <w:sz w:val="28"/>
+          <w:szCs w:val="28"/>
+        </w:rPr>
+      </w:pPr>
+      <w:r>
+        <w:rPr>
+          <w:sz w:val="28"/>
+          <w:szCs w:val="28"/>
+        </w:rPr>
+        <w:t>Lecturer Name: Michael Nyoro</w:t>
       </w:r>
     </w:p>
     <w:p>
@@ -244,7 +271,7 @@
           <w:r>
             <w:fldChar w:fldCharType="separate"/>
           </w:r>
-          <w:hyperlink w:anchor="_Toc232081179" w:history="1">
+          <w:hyperlink w:anchor="_Toc232123798" w:history="1">
             <w:r>
               <w:rPr>
                 <w:rStyle w:val="Hyperlink"/>
@@ -271,7 +298,7 @@
                 <w:noProof/>
                 <w:webHidden/>
               </w:rPr>
-              <w:instrText xml:space="preserve"> PAGEREF _Toc232081179 \h </w:instrText>
+              <w:instrText xml:space="preserve"> PAGEREF _Toc232123798 \h </w:instrText>
             </w:r>
             <w:r>
               <w:rPr>
@@ -291,7 +318,7 @@
                 <w:noProof/>
                 <w:webHidden/>
               </w:rPr>
-              <w:t>4</w:t>
+              <w:t>3</w:t>
             </w:r>
             <w:r>
               <w:rPr>
@@ -315,7 +342,7 @@
               <w:sz w:val="22"/>
             </w:rPr>
           </w:pPr>
-          <w:hyperlink w:anchor="_Toc232081180" w:history="1">
+          <w:hyperlink w:anchor="_Toc232123799" w:history="1">
             <w:r>
               <w:rPr>
                 <w:rStyle w:val="Hyperlink"/>
@@ -342,7 +369,7 @@
                 <w:noProof/>
                 <w:webHidden/>
               </w:rPr>
-              <w:instrText xml:space="preserve"> PAGEREF _Toc232081180 \h </w:instrText>
+              <w:instrText xml:space="preserve"> PAGEREF _Toc232123799 \h </w:instrText>
             </w:r>
             <w:r>
               <w:rPr>
@@ -362,7 +389,7 @@
                 <w:noProof/>
                 <w:webHidden/>
               </w:rPr>
-              <w:t>4</w:t>
+              <w:t>3</w:t>
             </w:r>
             <w:r>
               <w:rPr>
@@ -386,7 +413,7 @@
               <w:sz w:val="22"/>
             </w:rPr>
           </w:pPr>
-          <w:hyperlink w:anchor="_Toc232081181" w:history="1">
+          <w:hyperlink w:anchor="_Toc232123800" w:history="1">
             <w:r>
               <w:rPr>
                 <w:rStyle w:val="Hyperlink"/>
@@ -413,7 +440,7 @@
                 <w:noProof/>
                 <w:webHidden/>
               </w:rPr>
-              <w:instrText xml:space="preserve"> PAGEREF _Toc232081181 \h </w:instrText>
+              <w:instrText xml:space="preserve"> PAGEREF _Toc232123800 \h </w:instrText>
             </w:r>
             <w:r>
               <w:rPr>
@@ -433,7 +460,7 @@
                 <w:noProof/>
                 <w:webHidden/>
               </w:rPr>
-              <w:t>4</w:t>
+              <w:t>3</w:t>
             </w:r>
             <w:r>
               <w:rPr>
@@ -457,7 +484,7 @@
               <w:sz w:val="22"/>
             </w:rPr>
           </w:pPr>
-          <w:hyperlink w:anchor="_Toc232081182" w:history="1">
+          <w:hyperlink w:anchor="_Toc232123801" w:history="1">
             <w:r>
               <w:rPr>
                 <w:rStyle w:val="Hyperlink"/>
@@ -484,7 +511,7 @@
                 <w:noProof/>
                 <w:webHidden/>
               </w:rPr>
-              <w:instrText xml:space="preserve"> PAGEREF _Toc232081182 \h </w:instrText>
+              <w:instrText xml:space="preserve"> PAGEREF _Toc232123801 \h </w:instrText>
             </w:r>
             <w:r>
               <w:rPr>
@@ -504,7 +531,7 @@
                 <w:noProof/>
                 <w:webHidden/>
               </w:rPr>
-              <w:t>5</w:t>
+              <w:t>4</w:t>
             </w:r>
             <w:r>
               <w:rPr>
@@ -528,7 +555,7 @@
               <w:sz w:val="22"/>
             </w:rPr>
           </w:pPr>
-          <w:hyperlink w:anchor="_Toc232081183" w:history="1">
+          <w:hyperlink w:anchor="_Toc232123802" w:history="1">
             <w:r>
               <w:rPr>
                 <w:rStyle w:val="Hyperlink"/>
@@ -555,7 +582,7 @@
                 <w:noProof/>
                 <w:webHidden/>
               </w:rPr>
-              <w:instrText xml:space="preserve"> PAGEREF _Toc232081183 \h </w:instrText>
+              <w:instrText xml:space="preserve"> PAGEREF _Toc232123802 \h </w:instrText>
             </w:r>
             <w:r>
               <w:rPr>
@@ -575,7 +602,7 @@
                 <w:noProof/>
                 <w:webHidden/>
               </w:rPr>
-              <w:t>6</w:t>
+              <w:t>5</w:t>
             </w:r>
             <w:r>
               <w:rPr>
@@ -599,7 +626,7 @@
               <w:sz w:val="22"/>
             </w:rPr>
           </w:pPr>
-          <w:hyperlink w:anchor="_Toc232081184" w:history="1">
+          <w:hyperlink w:anchor="_Toc232123803" w:history="1">
             <w:r>
               <w:rPr>
                 <w:rStyle w:val="Hyperlink"/>
@@ -626,7 +653,7 @@
                 <w:noProof/>
                 <w:webHidden/>
               </w:rPr>
-              <w:instrText xml:space="preserve"> PAGEREF _Toc232081184 \h </w:instrText>
+              <w:instrText xml:space="preserve"> PAGEREF _Toc232123803 \h </w:instrText>
             </w:r>
             <w:r>
               <w:rPr>
@@ -646,7 +673,7 @@
                 <w:noProof/>
                 <w:webHidden/>
               </w:rPr>
-              <w:t>6</w:t>
+              <w:t>5</w:t>
             </w:r>
             <w:r>
               <w:rPr>
@@ -670,7 +697,7 @@
               <w:sz w:val="22"/>
             </w:rPr>
           </w:pPr>
-          <w:hyperlink w:anchor="_Toc232081185" w:history="1">
+          <w:hyperlink w:anchor="_Toc232123804" w:history="1">
             <w:r>
               <w:rPr>
                 <w:rStyle w:val="Hyperlink"/>
@@ -697,7 +724,7 @@
                 <w:noProof/>
                 <w:webHidden/>
               </w:rPr>
-              <w:instrText xml:space="preserve"> PAGEREF _Toc232081185 \h </w:instrText>
+              <w:instrText xml:space="preserve"> PAGEREF _Toc232123804 \h </w:instrText>
             </w:r>
             <w:r>
               <w:rPr>
@@ -717,7 +744,7 @@
                 <w:noProof/>
                 <w:webHidden/>
               </w:rPr>
-              <w:t>7</w:t>
+              <w:t>6</w:t>
             </w:r>
             <w:r>
               <w:rPr>
@@ -741,7 +768,7 @@
               <w:sz w:val="22"/>
             </w:rPr>
           </w:pPr>
-          <w:hyperlink w:anchor="_Toc232081186" w:history="1">
+          <w:hyperlink w:anchor="_Toc232123805" w:history="1">
             <w:r>
               <w:rPr>
                 <w:rStyle w:val="Hyperlink"/>
@@ -768,7 +795,7 @@
                 <w:noProof/>
                 <w:webHidden/>
               </w:rPr>
-              <w:instrText xml:space="preserve"> PAGEREF _Toc232081186 \h </w:instrText>
+              <w:instrText xml:space="preserve"> PAGEREF _Toc232123805 \h </w:instrText>
             </w:r>
             <w:r>
               <w:rPr>
@@ -788,7 +815,7 @@
                 <w:noProof/>
                 <w:webHidden/>
               </w:rPr>
-              <w:t>8</w:t>
+              <w:t>7</w:t>
             </w:r>
             <w:r>
               <w:rPr>
@@ -812,7 +839,7 @@
               <w:sz w:val="22"/>
             </w:rPr>
           </w:pPr>
-          <w:hyperlink w:anchor="_Toc232081187" w:history="1">
+          <w:hyperlink w:anchor="_Toc232123806" w:history="1">
             <w:r>
               <w:rPr>
                 <w:rStyle w:val="Hyperlink"/>
@@ -839,7 +866,7 @@
                 <w:noProof/>
                 <w:webHidden/>
               </w:rPr>
-              <w:instrText xml:space="preserve"> PAGEREF _Toc232081187 \h </w:instrText>
+              <w:instrText xml:space="preserve"> PAGEREF _Toc232123806 \h </w:instrText>
             </w:r>
             <w:r>
               <w:rPr>
@@ -859,7 +886,7 @@
                 <w:noProof/>
                 <w:webHidden/>
               </w:rPr>
-              <w:t>9</w:t>
+              <w:t>8</w:t>
             </w:r>
             <w:r>
               <w:rPr>
@@ -883,7 +910,7 @@
               <w:sz w:val="22"/>
             </w:rPr>
           </w:pPr>
-          <w:hyperlink w:anchor="_Toc232081188" w:history="1">
+          <w:hyperlink w:anchor="_Toc232123807" w:history="1">
             <w:r>
               <w:rPr>
                 <w:rStyle w:val="Hyperlink"/>
@@ -910,7 +937,7 @@
                 <w:noProof/>
                 <w:webHidden/>
               </w:rPr>
-              <w:instrText xml:space="preserve"> PAGEREF _Toc232081188 \h </w:instrText>
+              <w:instrText xml:space="preserve"> PAGEREF _Toc232123807 \h </w:instrText>
             </w:r>
             <w:r>
               <w:rPr>
@@ -930,7 +957,7 @@
                 <w:noProof/>
                 <w:webHidden/>
               </w:rPr>
-              <w:t>9</w:t>
+              <w:t>8</w:t>
             </w:r>
             <w:r>
               <w:rPr>
@@ -954,7 +981,7 @@
               <w:sz w:val="22"/>
             </w:rPr>
           </w:pPr>
-          <w:hyperlink w:anchor="_Toc232081189" w:history="1">
+          <w:hyperlink w:anchor="_Toc232123808" w:history="1">
             <w:r>
               <w:rPr>
                 <w:rStyle w:val="Hyperlink"/>
@@ -981,7 +1008,7 @@
                 <w:noProof/>
                 <w:webHidden/>
               </w:rPr>
-              <w:instrText xml:space="preserve"> PAGEREF _Toc232081189 \h </w:instrText>
+              <w:instrText xml:space="preserve"> PAGEREF _Toc232123808 \h </w:instrText>
             </w:r>
             <w:r>
               <w:rPr>
@@ -1001,7 +1028,7 @@
                 <w:noProof/>
                 <w:webHidden/>
               </w:rPr>
-              <w:t>10</w:t>
+              <w:t>9</w:t>
             </w:r>
             <w:r>
               <w:rPr>
@@ -1025,7 +1052,7 @@
               <w:sz w:val="22"/>
             </w:rPr>
           </w:pPr>
-          <w:hyperlink w:anchor="_Toc232081190" w:history="1">
+          <w:hyperlink w:anchor="_Toc232123809" w:history="1">
             <w:r>
               <w:rPr>
                 <w:rStyle w:val="Hyperlink"/>
@@ -1052,7 +1079,7 @@
                 <w:noProof/>
                 <w:webHidden/>
               </w:rPr>
-              <w:instrText xml:space="preserve"> PAGEREF _Toc232081190 \h </w:instrText>
+              <w:instrText xml:space="preserve"> PAGEREF _Toc232123809 \h </w:instrText>
             </w:r>
             <w:r>
               <w:rPr>
@@ -1072,7 +1099,7 @@
                 <w:noProof/>
                 <w:webHidden/>
               </w:rPr>
-              <w:t>11</w:t>
+              <w:t>10</w:t>
             </w:r>
             <w:r>
               <w:rPr>
@@ -1096,7 +1123,7 @@
               <w:sz w:val="22"/>
             </w:rPr>
           </w:pPr>
-          <w:hyperlink w:anchor="_Toc232081191" w:history="1">
+          <w:hyperlink w:anchor="_Toc232123810" w:history="1">
             <w:r>
               <w:rPr>
                 <w:rStyle w:val="Hyperlink"/>
@@ -1123,7 +1150,7 @@
                 <w:noProof/>
                 <w:webHidden/>
               </w:rPr>
-              <w:instrText xml:space="preserve"> PAGEREF _Toc232081191 \h </w:instrText>
+              <w:instrText xml:space="preserve"> PAGEREF _Toc232123810 \h </w:instrText>
             </w:r>
             <w:r>
               <w:rPr>
@@ -1143,7 +1170,7 @@
                 <w:noProof/>
                 <w:webHidden/>
               </w:rPr>
-              <w:t>12</w:t>
+              <w:t>11</w:t>
             </w:r>
             <w:r>
               <w:rPr>
@@ -1167,7 +1194,7 @@
               <w:sz w:val="22"/>
             </w:rPr>
           </w:pPr>
-          <w:hyperlink w:anchor="_Toc232081192" w:history="1">
+          <w:hyperlink w:anchor="_Toc232123811" w:history="1">
             <w:r>
               <w:rPr>
                 <w:rStyle w:val="Hyperlink"/>
@@ -1194,7 +1221,7 @@
                 <w:noProof/>
                 <w:webHidden/>
               </w:rPr>
-              <w:instrText xml:space="preserve"> PAGEREF _Toc232081192 \h </w:instrText>
+              <w:instrText xml:space="preserve"> PAGEREF _Toc232123811 \h </w:instrText>
             </w:r>
             <w:r>
               <w:rPr>
@@ -1214,7 +1241,7 @@
                 <w:noProof/>
                 <w:webHidden/>
               </w:rPr>
-              <w:t>12</w:t>
+              <w:t>11</w:t>
             </w:r>
             <w:r>
               <w:rPr>
@@ -1238,7 +1265,7 @@
               <w:sz w:val="22"/>
             </w:rPr>
           </w:pPr>
-          <w:hyperlink w:anchor="_Toc232081193" w:history="1">
+          <w:hyperlink w:anchor="_Toc232123812" w:history="1">
             <w:r>
               <w:rPr>
                 <w:rStyle w:val="Hyperlink"/>
@@ -1265,7 +1292,7 @@
                 <w:noProof/>
                 <w:webHidden/>
               </w:rPr>
-              <w:instrText xml:space="preserve"> PAGEREF _Toc232081193 \h </w:instrText>
+              <w:instrText xml:space="preserve"> PAGEREF _Toc232123812 \h </w:instrText>
             </w:r>
             <w:r>
               <w:rPr>
@@ -1285,7 +1312,7 @@
                 <w:noProof/>
                 <w:webHidden/>
               </w:rPr>
-              <w:t>13</w:t>
+              <w:t>12</w:t>
             </w:r>
             <w:r>
               <w:rPr>
@@ -1309,7 +1336,7 @@
               <w:sz w:val="22"/>
             </w:rPr>
           </w:pPr>
-          <w:hyperlink w:anchor="_Toc232081194" w:history="1">
+          <w:hyperlink w:anchor="_Toc232123813" w:history="1">
             <w:r>
               <w:rPr>
                 <w:rStyle w:val="Hyperlink"/>
@@ -1336,7 +1363,7 @@
                 <w:noProof/>
                 <w:webHidden/>
               </w:rPr>
-              <w:instrText xml:space="preserve"> PAGEREF _Toc232081194 \h </w:instrText>
+              <w:instrText xml:space="preserve"> PAGEREF _Toc232123813 \h </w:instrText>
             </w:r>
             <w:r>
               <w:rPr>
@@ -1356,7 +1383,7 @@
                 <w:noProof/>
                 <w:webHidden/>
               </w:rPr>
-              <w:t>13</w:t>
+              <w:t>12</w:t>
             </w:r>
             <w:r>
               <w:rPr>
@@ -1380,7 +1407,7 @@
               <w:sz w:val="22"/>
             </w:rPr>
           </w:pPr>
-          <w:hyperlink w:anchor="_Toc232081195" w:history="1">
+          <w:hyperlink w:anchor="_Toc232123814" w:history="1">
             <w:r>
               <w:rPr>
                 <w:rStyle w:val="Hyperlink"/>
@@ -1407,7 +1434,7 @@
                 <w:noProof/>
                 <w:webHidden/>
               </w:rPr>
-              <w:instrText xml:space="preserve"> PAGEREF _Toc232081195 \h </w:instrText>
+              <w:instrText xml:space="preserve"> PAGEREF _Toc232123814 \h </w:instrText>
             </w:r>
             <w:r>
               <w:rPr>
@@ -1427,7 +1454,7 @@
                 <w:noProof/>
                 <w:webHidden/>
               </w:rPr>
-              <w:t>13</w:t>
+              <w:t>12</w:t>
             </w:r>
             <w:r>
               <w:rPr>
@@ -1451,7 +1478,7 @@
               <w:sz w:val="22"/>
             </w:rPr>
           </w:pPr>
-          <w:hyperlink w:anchor="_Toc232081196" w:history="1">
+          <w:hyperlink w:anchor="_Toc232123815" w:history="1">
             <w:r>
               <w:rPr>
                 <w:rStyle w:val="Hyperlink"/>
@@ -1478,7 +1505,7 @@
                 <w:noProof/>
                 <w:webHidden/>
               </w:rPr>
-              <w:instrText xml:space="preserve"> PAGEREF _Toc232081196 \h </w:instrText>
+              <w:instrText xml:space="preserve"> PAGEREF _Toc232123815 \h </w:instrText>
             </w:r>
             <w:r>
               <w:rPr>
@@ -1498,7 +1525,7 @@
                 <w:noProof/>
                 <w:webHidden/>
               </w:rPr>
-              <w:t>14</w:t>
+              <w:t>13</w:t>
             </w:r>
             <w:r>
               <w:rPr>
@@ -1522,7 +1549,7 @@
               <w:sz w:val="22"/>
             </w:rPr>
           </w:pPr>
-          <w:hyperlink w:anchor="_Toc232081197" w:history="1">
+          <w:hyperlink w:anchor="_Toc232123816" w:history="1">
             <w:r>
               <w:rPr>
                 <w:rStyle w:val="Hyperlink"/>
@@ -1549,7 +1576,7 @@
                 <w:noProof/>
                 <w:webHidden/>
               </w:rPr>
-              <w:instrText xml:space="preserve"> PAGEREF _Toc232081197 \h </w:instrText>
+              <w:instrText xml:space="preserve"> PAGEREF _Toc232123816 \h </w:instrText>
             </w:r>
             <w:r>
               <w:rPr>
@@ -1569,7 +1596,7 @@
                 <w:noProof/>
                 <w:webHidden/>
               </w:rPr>
-              <w:t>15</w:t>
+              <w:t>14</w:t>
             </w:r>
             <w:r>
               <w:rPr>
@@ -1593,7 +1620,7 @@
               <w:sz w:val="22"/>
             </w:rPr>
           </w:pPr>
-          <w:hyperlink w:anchor="_Toc232081198" w:history="1">
+          <w:hyperlink w:anchor="_Toc232123817" w:history="1">
             <w:r>
               <w:rPr>
                 <w:rStyle w:val="Hyperlink"/>
@@ -1620,7 +1647,7 @@
                 <w:noProof/>
                 <w:webHidden/>
               </w:rPr>
-              <w:instrText xml:space="preserve"> PAGEREF _Toc232081198 \h </w:instrText>
+              <w:instrText xml:space="preserve"> PAGEREF _Toc232123817 \h </w:instrText>
             </w:r>
             <w:r>
               <w:rPr>
@@ -1640,7 +1667,7 @@
                 <w:noProof/>
                 <w:webHidden/>
               </w:rPr>
-              <w:t>15</w:t>
+              <w:t>14</w:t>
             </w:r>
             <w:r>
               <w:rPr>
@@ -1664,7 +1691,7 @@
               <w:sz w:val="22"/>
             </w:rPr>
           </w:pPr>
-          <w:hyperlink w:anchor="_Toc232081199" w:history="1">
+          <w:hyperlink w:anchor="_Toc232123818" w:history="1">
             <w:r>
               <w:rPr>
                 <w:rStyle w:val="Hyperlink"/>
@@ -1691,7 +1718,7 @@
                 <w:noProof/>
                 <w:webHidden/>
               </w:rPr>
-              <w:instrText xml:space="preserve"> PAGEREF _Toc232081199 \h </w:instrText>
+              <w:instrText xml:space="preserve"> PAGEREF _Toc232123818 \h </w:instrText>
             </w:r>
             <w:r>
               <w:rPr>
@@ -1711,7 +1738,7 @@
                 <w:noProof/>
                 <w:webHidden/>
               </w:rPr>
-              <w:t>15</w:t>
+              <w:t>14</w:t>
             </w:r>
             <w:r>
               <w:rPr>
@@ -1735,7 +1762,7 @@
               <w:sz w:val="22"/>
             </w:rPr>
           </w:pPr>
-          <w:hyperlink w:anchor="_Toc232081200" w:history="1">
+          <w:hyperlink w:anchor="_Toc232123819" w:history="1">
             <w:r>
               <w:rPr>
                 <w:rStyle w:val="Hyperlink"/>
@@ -1771,7 +1798,7 @@
                 <w:noProof/>
                 <w:webHidden/>
               </w:rPr>
-              <w:instrText xml:space="preserve"> PAGEREF _Toc232081200 \h </w:instrText>
+              <w:instrText xml:space="preserve"> PAGEREF _Toc232123819 \h </w:instrText>
             </w:r>
             <w:r>
               <w:rPr>
@@ -1791,7 +1818,7 @@
                 <w:noProof/>
                 <w:webHidden/>
               </w:rPr>
-              <w:t>17</w:t>
+              <w:t>16</w:t>
             </w:r>
             <w:r>
               <w:rPr>
@@ -1815,7 +1842,7 @@
               <w:sz w:val="22"/>
             </w:rPr>
           </w:pPr>
-          <w:hyperlink w:anchor="_Toc232081201" w:history="1">
+          <w:hyperlink w:anchor="_Toc232123820" w:history="1">
             <w:r>
               <w:rPr>
                 <w:rStyle w:val="Hyperlink"/>
@@ -1851,7 +1878,7 @@
                 <w:noProof/>
                 <w:webHidden/>
               </w:rPr>
-              <w:instrText xml:space="preserve"> PAGEREF _Toc232081201 \h </w:instrText>
+              <w:instrText xml:space="preserve"> PAGEREF _Toc232123820 \h </w:instrText>
             </w:r>
             <w:r>
               <w:rPr>
@@ -1871,7 +1898,7 @@
                 <w:noProof/>
                 <w:webHidden/>
               </w:rPr>
-              <w:t>17</w:t>
+              <w:t>16</w:t>
             </w:r>
             <w:r>
               <w:rPr>
@@ -1895,7 +1922,7 @@
               <w:sz w:val="22"/>
             </w:rPr>
           </w:pPr>
-          <w:hyperlink w:anchor="_Toc232081202" w:history="1">
+          <w:hyperlink w:anchor="_Toc232123821" w:history="1">
             <w:r>
               <w:rPr>
                 <w:rStyle w:val="Hyperlink"/>
@@ -1922,7 +1949,7 @@
                 <w:noProof/>
                 <w:webHidden/>
               </w:rPr>
-              <w:instrText xml:space="preserve"> PAGEREF _Toc232081202 \h </w:instrText>
+              <w:instrText xml:space="preserve"> PAGEREF _Toc232123821 \h </w:instrText>
             </w:r>
             <w:r>
               <w:rPr>
@@ -1942,78 +1969,7 @@
                 <w:noProof/>
                 <w:webHidden/>
               </w:rPr>
-              <w:t>18</w:t>
-            </w:r>
-            <w:r>
-              <w:rPr>
-                <w:noProof/>
-                <w:webHidden/>
-              </w:rPr>
-              <w:fldChar w:fldCharType="end"/>
-            </w:r>
-          </w:hyperlink>
-        </w:p>
-        <w:p>
-          <w:pPr>
-            <w:pStyle w:val="TOC1"/>
-            <w:tabs>
-              <w:tab w:val="right" w:leader="dot" w:pos="10132"/>
-            </w:tabs>
-            <w:rPr>
-              <w:rFonts w:asciiTheme="minorHAnsi" w:eastAsiaTheme="minorEastAsia" w:hAnsiTheme="minorHAnsi" w:cstheme="minorBidi"/>
-              <w:noProof/>
-              <w:color w:val="auto"/>
-              <w:sz w:val="22"/>
-            </w:rPr>
-          </w:pPr>
-          <w:hyperlink w:anchor="_Toc232081203" w:history="1">
-            <w:r>
-              <w:rPr>
-                <w:rStyle w:val="Hyperlink"/>
-                <w:noProof/>
-              </w:rPr>
-              <w:t>Task 2</w:t>
-            </w:r>
-            <w:r>
-              <w:rPr>
-                <w:noProof/>
-                <w:webHidden/>
-              </w:rPr>
-              <w:tab/>
-            </w:r>
-            <w:r>
-              <w:rPr>
-                <w:noProof/>
-                <w:webHidden/>
-              </w:rPr>
-              <w:fldChar w:fldCharType="begin"/>
-            </w:r>
-            <w:r>
-              <w:rPr>
-                <w:noProof/>
-                <w:webHidden/>
-              </w:rPr>
-              <w:instrText xml:space="preserve"> PAGEREF _Toc232081203 \h </w:instrText>
-            </w:r>
-            <w:r>
-              <w:rPr>
-                <w:noProof/>
-                <w:webHidden/>
-              </w:rPr>
-            </w:r>
-            <w:r>
-              <w:rPr>
-                <w:noProof/>
-                <w:webHidden/>
-              </w:rPr>
-              <w:fldChar w:fldCharType="separate"/>
-            </w:r>
-            <w:r>
-              <w:rPr>
-                <w:noProof/>
-                <w:webHidden/>
-              </w:rPr>
-              <w:t>19</w:t>
+              <w:t>17</w:t>
             </w:r>
             <w:r>
               <w:rPr>
@@ -2037,22 +1993,13 @@
               <w:sz w:val="22"/>
             </w:rPr>
           </w:pPr>
-          <w:hyperlink w:anchor="_Toc232081204" w:history="1">
+          <w:hyperlink w:anchor="_Toc232123822" w:history="1">
             <w:r>
               <w:rPr>
                 <w:rStyle w:val="Hyperlink"/>
                 <w:noProof/>
               </w:rPr>
-              <w:t xml:space="preserve">Port scanning </w:t>
-            </w:r>
-            <w:r>
-              <w:rPr>
-                <w:rStyle w:val="Hyperlink"/>
-                <w:i/>
-                <w:iCs/>
-                <w:noProof/>
-              </w:rPr>
-              <w:t>(chase.com)</w:t>
+              <w:t>Task 2</w:t>
             </w:r>
             <w:r>
               <w:rPr>
@@ -2073,7 +2020,7 @@
                 <w:noProof/>
                 <w:webHidden/>
               </w:rPr>
-              <w:instrText xml:space="preserve"> PAGEREF _Toc232081204 \h </w:instrText>
+              <w:instrText xml:space="preserve"> PAGEREF _Toc232123822 \h </w:instrText>
             </w:r>
             <w:r>
               <w:rPr>
@@ -2093,7 +2040,7 @@
                 <w:noProof/>
                 <w:webHidden/>
               </w:rPr>
-              <w:t>19</w:t>
+              <w:t>18</w:t>
             </w:r>
             <w:r>
               <w:rPr>
@@ -2117,13 +2064,13 @@
               <w:sz w:val="22"/>
             </w:rPr>
           </w:pPr>
-          <w:hyperlink w:anchor="_Toc232081205" w:history="1">
+          <w:hyperlink w:anchor="_Toc232123823" w:history="1">
             <w:r>
               <w:rPr>
                 <w:rStyle w:val="Hyperlink"/>
                 <w:noProof/>
               </w:rPr>
-              <w:t>Detection of the running services (</w:t>
+              <w:t xml:space="preserve">Port scanning </w:t>
             </w:r>
             <w:r>
               <w:rPr>
@@ -2132,7 +2079,7 @@
                 <w:iCs/>
                 <w:noProof/>
               </w:rPr>
-              <w:t>pentest-ground.com)</w:t>
+              <w:t>(chase.com)</w:t>
             </w:r>
             <w:r>
               <w:rPr>
@@ -2153,7 +2100,7 @@
                 <w:noProof/>
                 <w:webHidden/>
               </w:rPr>
-              <w:instrText xml:space="preserve"> PAGEREF _Toc232081205 \h </w:instrText>
+              <w:instrText xml:space="preserve"> PAGEREF _Toc232123823 \h </w:instrText>
             </w:r>
             <w:r>
               <w:rPr>
@@ -2173,7 +2120,7 @@
                 <w:noProof/>
                 <w:webHidden/>
               </w:rPr>
-              <w:t>19</w:t>
+              <w:t>18</w:t>
             </w:r>
             <w:r>
               <w:rPr>
@@ -2197,13 +2144,22 @@
               <w:sz w:val="22"/>
             </w:rPr>
           </w:pPr>
-          <w:hyperlink w:anchor="_Toc232081207" w:history="1">
+          <w:hyperlink w:anchor="_Toc232123824" w:history="1">
             <w:r>
               <w:rPr>
                 <w:rStyle w:val="Hyperlink"/>
                 <w:noProof/>
               </w:rPr>
-              <w:t>OS scan</w:t>
+              <w:t>Detection of the running services (</w:t>
+            </w:r>
+            <w:r>
+              <w:rPr>
+                <w:rStyle w:val="Hyperlink"/>
+                <w:i/>
+                <w:iCs/>
+                <w:noProof/>
+              </w:rPr>
+              <w:t>pentest-ground.com)</w:t>
             </w:r>
             <w:r>
               <w:rPr>
@@ -2224,7 +2180,7 @@
                 <w:noProof/>
                 <w:webHidden/>
               </w:rPr>
-              <w:instrText xml:space="preserve"> PAGEREF _Toc232081207 \h </w:instrText>
+              <w:instrText xml:space="preserve"> PAGEREF _Toc232123824 \h </w:instrText>
             </w:r>
             <w:r>
               <w:rPr>
@@ -2244,7 +2200,7 @@
                 <w:noProof/>
                 <w:webHidden/>
               </w:rPr>
-              <w:t>20</w:t>
+              <w:t>18</w:t>
             </w:r>
             <w:r>
               <w:rPr>
@@ -2268,7 +2224,78 @@
               <w:sz w:val="22"/>
             </w:rPr>
           </w:pPr>
-          <w:hyperlink w:anchor="_Toc232081208" w:history="1">
+          <w:hyperlink w:anchor="_Toc232123825" w:history="1">
+            <w:r>
+              <w:rPr>
+                <w:rStyle w:val="Hyperlink"/>
+                <w:noProof/>
+              </w:rPr>
+              <w:t>OS scan</w:t>
+            </w:r>
+            <w:r>
+              <w:rPr>
+                <w:noProof/>
+                <w:webHidden/>
+              </w:rPr>
+              <w:tab/>
+            </w:r>
+            <w:r>
+              <w:rPr>
+                <w:noProof/>
+                <w:webHidden/>
+              </w:rPr>
+              <w:fldChar w:fldCharType="begin"/>
+            </w:r>
+            <w:r>
+              <w:rPr>
+                <w:noProof/>
+                <w:webHidden/>
+              </w:rPr>
+              <w:instrText xml:space="preserve"> PAGEREF _Toc232123825 \h </w:instrText>
+            </w:r>
+            <w:r>
+              <w:rPr>
+                <w:noProof/>
+                <w:webHidden/>
+              </w:rPr>
+            </w:r>
+            <w:r>
+              <w:rPr>
+                <w:noProof/>
+                <w:webHidden/>
+              </w:rPr>
+              <w:fldChar w:fldCharType="separate"/>
+            </w:r>
+            <w:r>
+              <w:rPr>
+                <w:noProof/>
+                <w:webHidden/>
+              </w:rPr>
+              <w:t>19</w:t>
+            </w:r>
+            <w:r>
+              <w:rPr>
+                <w:noProof/>
+                <w:webHidden/>
+              </w:rPr>
+              <w:fldChar w:fldCharType="end"/>
+            </w:r>
+          </w:hyperlink>
+        </w:p>
+        <w:p>
+          <w:pPr>
+            <w:pStyle w:val="TOC3"/>
+            <w:tabs>
+              <w:tab w:val="right" w:leader="dot" w:pos="10132"/>
+            </w:tabs>
+            <w:rPr>
+              <w:rFonts w:asciiTheme="minorHAnsi" w:eastAsiaTheme="minorEastAsia" w:hAnsiTheme="minorHAnsi" w:cstheme="minorBidi"/>
+              <w:noProof/>
+              <w:color w:val="auto"/>
+              <w:sz w:val="22"/>
+            </w:rPr>
+          </w:pPr>
+          <w:hyperlink w:anchor="_Toc232123826" w:history="1">
             <w:r>
               <w:rPr>
                 <w:rStyle w:val="Hyperlink"/>
@@ -2304,7 +2331,7 @@
                 <w:noProof/>
                 <w:webHidden/>
               </w:rPr>
-              <w:instrText xml:space="preserve"> PAGEREF _Toc232081208 \h </w:instrText>
+              <w:instrText xml:space="preserve"> PAGEREF _Toc232123826 \h </w:instrText>
             </w:r>
             <w:r>
               <w:rPr>
@@ -2370,7 +2397,7 @@
           <w:szCs w:val="28"/>
         </w:rPr>
       </w:pPr>
-      <w:bookmarkStart w:id="0" w:name="_Toc232081179"/>
+      <w:bookmarkStart w:id="0" w:name="_Toc232123798"/>
       <w:r>
         <w:rPr>
           <w:sz w:val="28"/>
@@ -2386,7 +2413,7 @@
         <w:pStyle w:val="Heading3"/>
         <w:ind w:left="10"/>
       </w:pPr>
-      <w:bookmarkStart w:id="1" w:name="_Toc232081180"/>
+      <w:bookmarkStart w:id="1" w:name="_Toc232123799"/>
       <w:r>
         <w:t>Installing of N</w:t>
       </w:r>
@@ -2531,7 +2558,7 @@
         <w:pStyle w:val="Heading3"/>
         <w:ind w:left="10"/>
       </w:pPr>
-      <w:bookmarkStart w:id="2" w:name="_Toc232081181"/>
+      <w:bookmarkStart w:id="2" w:name="_Toc232123800"/>
       <w:r>
         <w:t>User Interface</w:t>
       </w:r>
@@ -2603,7 +2630,7 @@
         <w:pStyle w:val="Heading3"/>
         <w:ind w:left="10"/>
       </w:pPr>
-      <w:bookmarkStart w:id="3" w:name="_Toc232081182"/>
+      <w:bookmarkStart w:id="3" w:name="_Toc232123801"/>
       <w:r>
         <w:lastRenderedPageBreak/>
         <w:t xml:space="preserve">Version </w:t>
@@ -2695,7 +2722,7 @@
         <w:pStyle w:val="Heading3"/>
         <w:ind w:left="10"/>
       </w:pPr>
-      <w:bookmarkStart w:id="4" w:name="_Toc232081183"/>
+      <w:bookmarkStart w:id="4" w:name="_Toc232123802"/>
       <w:r>
         <w:lastRenderedPageBreak/>
         <w:t>Version Check on the UI</w:t>
@@ -2759,7 +2786,7 @@
         <w:pStyle w:val="Heading3"/>
         <w:ind w:left="10"/>
       </w:pPr>
-      <w:bookmarkStart w:id="5" w:name="_Toc232081184"/>
+      <w:bookmarkStart w:id="5" w:name="_Toc232123803"/>
       <w:r>
         <w:t>OS scan</w:t>
       </w:r>
@@ -2828,7 +2855,7 @@
         <w:pStyle w:val="Heading3"/>
         <w:ind w:left="10"/>
       </w:pPr>
-      <w:bookmarkStart w:id="6" w:name="_Toc232081185"/>
+      <w:bookmarkStart w:id="6" w:name="_Toc232123804"/>
       <w:r>
         <w:lastRenderedPageBreak/>
         <w:t>OS scan on the GUI</w:t>
@@ -2901,7 +2928,7 @@
         <w:pStyle w:val="Heading3"/>
         <w:ind w:left="10"/>
       </w:pPr>
-      <w:bookmarkStart w:id="7" w:name="_Toc232081186"/>
+      <w:bookmarkStart w:id="7" w:name="_Toc232123805"/>
       <w:r>
         <w:lastRenderedPageBreak/>
         <w:t xml:space="preserve">Narrowed </w:t>
@@ -3047,7 +3074,7 @@
         <w:pStyle w:val="Heading3"/>
         <w:ind w:left="10"/>
       </w:pPr>
-      <w:bookmarkStart w:id="8" w:name="_Toc232081187"/>
+      <w:bookmarkStart w:id="8" w:name="_Toc232123806"/>
       <w:r>
         <w:lastRenderedPageBreak/>
         <w:t>Aggressive Scans</w:t>
@@ -3111,7 +3138,7 @@
         <w:pStyle w:val="Heading3"/>
         <w:ind w:left="10"/>
       </w:pPr>
-      <w:bookmarkStart w:id="9" w:name="_Toc232081188"/>
+      <w:bookmarkStart w:id="9" w:name="_Toc232123807"/>
       <w:r>
         <w:t>Aggressive scan on GUI</w:t>
       </w:r>
@@ -3183,7 +3210,7 @@
         <w:pStyle w:val="Heading3"/>
         <w:ind w:left="10"/>
       </w:pPr>
-      <w:bookmarkStart w:id="10" w:name="_Toc232081189"/>
+      <w:bookmarkStart w:id="10" w:name="_Toc232123808"/>
       <w:r>
         <w:lastRenderedPageBreak/>
         <w:t>Host scanning</w:t>
@@ -3308,7 +3335,7 @@
         <w:pStyle w:val="Heading3"/>
         <w:ind w:left="10"/>
       </w:pPr>
-      <w:bookmarkStart w:id="11" w:name="_Toc232081190"/>
+      <w:bookmarkStart w:id="11" w:name="_Toc232123809"/>
       <w:r>
         <w:lastRenderedPageBreak/>
         <w:t>Scanning Multiple hosts</w:t>
@@ -3439,7 +3466,7 @@
         <w:pStyle w:val="Heading3"/>
         <w:ind w:left="10"/>
       </w:pPr>
-      <w:bookmarkStart w:id="12" w:name="_Toc232081191"/>
+      <w:bookmarkStart w:id="12" w:name="_Toc232123810"/>
       <w:r>
         <w:lastRenderedPageBreak/>
         <w:t>Scanning multiple hosts on CMD</w:t>
@@ -3509,7 +3536,7 @@
         <w:pStyle w:val="Heading3"/>
         <w:ind w:left="10"/>
       </w:pPr>
-      <w:bookmarkStart w:id="13" w:name="_Toc232081192"/>
+      <w:bookmarkStart w:id="13" w:name="_Toc232123811"/>
       <w:r>
         <w:t>Port scanning</w:t>
       </w:r>
@@ -3581,7 +3608,7 @@
         <w:pStyle w:val="Heading3"/>
         <w:ind w:left="10"/>
       </w:pPr>
-      <w:bookmarkStart w:id="14" w:name="_Toc232081193"/>
+      <w:bookmarkStart w:id="14" w:name="_Toc232123812"/>
       <w:r>
         <w:lastRenderedPageBreak/>
         <w:t>Port scan on CMD</w:t>
@@ -3658,7 +3685,7 @@
         <w:pStyle w:val="Heading3"/>
         <w:ind w:left="10"/>
       </w:pPr>
-      <w:bookmarkStart w:id="15" w:name="_Toc232081194"/>
+      <w:bookmarkStart w:id="15" w:name="_Toc232123813"/>
       <w:r>
         <w:t>TCP port scan</w:t>
       </w:r>
@@ -3734,7 +3761,7 @@
         <w:pStyle w:val="Heading3"/>
         <w:ind w:left="10"/>
       </w:pPr>
-      <w:bookmarkStart w:id="16" w:name="_Toc232081195"/>
+      <w:bookmarkStart w:id="16" w:name="_Toc232123814"/>
       <w:r>
         <w:t>Scannin</w:t>
       </w:r>
@@ -3818,7 +3845,7 @@
         <w:pStyle w:val="Heading3"/>
         <w:ind w:left="10"/>
       </w:pPr>
-      <w:bookmarkStart w:id="17" w:name="_Toc232081196"/>
+      <w:bookmarkStart w:id="17" w:name="_Toc232123815"/>
       <w:r>
         <w:lastRenderedPageBreak/>
         <w:t>Scanning top 5 ports in my DNS</w:t>
@@ -3894,7 +3921,7 @@
           <w:szCs w:val="24"/>
         </w:rPr>
       </w:pPr>
-      <w:bookmarkStart w:id="18" w:name="_Toc232081197"/>
+      <w:bookmarkStart w:id="18" w:name="_Toc232123816"/>
       <w:r>
         <w:rPr>
           <w:sz w:val="24"/>
@@ -3917,7 +3944,7 @@
         <w:pStyle w:val="Heading3"/>
         <w:ind w:left="20"/>
       </w:pPr>
-      <w:bookmarkStart w:id="19" w:name="_Toc232081198"/>
+      <w:bookmarkStart w:id="19" w:name="_Toc232123817"/>
       <w:r>
         <w:t>Task</w:t>
       </w:r>
@@ -3958,7 +3985,7 @@
         <w:spacing w:after="0" w:line="259" w:lineRule="auto"/>
         <w:ind w:left="0" w:firstLine="0"/>
       </w:pPr>
-      <w:bookmarkStart w:id="20" w:name="_Toc232081199"/>
+      <w:bookmarkStart w:id="20" w:name="_Toc232123818"/>
       <w:r>
         <w:rPr>
           <w:rStyle w:val="Heading3Char"/>
@@ -4205,7 +4232,7 @@
         <w:pStyle w:val="Heading3"/>
         <w:ind w:left="10"/>
       </w:pPr>
-      <w:bookmarkStart w:id="21" w:name="_Toc232081200"/>
+      <w:bookmarkStart w:id="21" w:name="_Toc232123819"/>
       <w:r>
         <w:lastRenderedPageBreak/>
         <w:t>Domain registrar</w:t>
@@ -4284,7 +4311,7 @@
         <w:pStyle w:val="Heading3"/>
         <w:ind w:left="10"/>
       </w:pPr>
-      <w:bookmarkStart w:id="22" w:name="_Toc232081201"/>
+      <w:bookmarkStart w:id="22" w:name="_Toc232123820"/>
       <w:r>
         <w:t>IP address</w:t>
       </w:r>
@@ -4371,7 +4398,7 @@
         <w:pStyle w:val="Heading3"/>
         <w:ind w:left="10"/>
       </w:pPr>
-      <w:bookmarkStart w:id="23" w:name="_Toc232081202"/>
+      <w:bookmarkStart w:id="23" w:name="_Toc232123821"/>
       <w:r>
         <w:lastRenderedPageBreak/>
         <w:t>Email patterns</w:t>
@@ -4539,17 +4566,16 @@
     </w:p>
     <w:p>
       <w:pPr>
-        <w:pStyle w:val="Heading1"/>
-        <w:rPr>
-          <w:sz w:val="28"/>
-          <w:szCs w:val="28"/>
-        </w:rPr>
-      </w:pPr>
-      <w:bookmarkStart w:id="24" w:name="_Toc232081203"/>
-      <w:r>
-        <w:rPr>
-          <w:sz w:val="28"/>
-          <w:szCs w:val="28"/>
+        <w:pStyle w:val="Heading3"/>
+        <w:ind w:left="10"/>
+        <w:rPr>
+          <w:rFonts w:ascii="Times New Roman" w:hAnsi="Times New Roman" w:cs="Times New Roman"/>
+        </w:rPr>
+      </w:pPr>
+      <w:bookmarkStart w:id="24" w:name="_Toc232123822"/>
+      <w:r>
+        <w:rPr>
+          <w:rFonts w:ascii="Times New Roman" w:hAnsi="Times New Roman" w:cs="Times New Roman"/>
         </w:rPr>
         <w:lastRenderedPageBreak/>
         <w:t>Task 2</w:t>
@@ -4560,23 +4586,28 @@
       <w:pPr>
         <w:pStyle w:val="Heading3"/>
         <w:ind w:left="10"/>
-      </w:pPr>
-      <w:bookmarkStart w:id="25" w:name="_Toc232081204"/>
-      <w:r>
-        <w:t>Port scanning</w:t>
-      </w:r>
-      <w:r>
-        <w:t xml:space="preserve"> </w:t>
-      </w:r>
-      <w:r>
         <w:rPr>
           <w:rStyle w:val="IntenseQuoteChar"/>
           <w:rFonts w:eastAsiaTheme="majorEastAsia"/>
         </w:rPr>
+      </w:pPr>
+      <w:bookmarkStart w:id="25" w:name="_Toc232123823"/>
+      <w:r>
+        <w:t>Port scanning</w:t>
+      </w:r>
+      <w:r>
+        <w:t xml:space="preserve"> </w:t>
+      </w:r>
+      <w:r>
+        <w:rPr>
+          <w:rStyle w:val="IntenseQuoteChar"/>
+          <w:rFonts w:eastAsiaTheme="majorEastAsia"/>
+        </w:rPr>
         <w:t>(chase.com)</w:t>
       </w:r>
       <w:bookmarkEnd w:id="25"/>
     </w:p>
+    <w:p/>
     <w:p>
       <w:pPr>
         <w:spacing w:after="0" w:line="259" w:lineRule="auto"/>
@@ -4650,7 +4681,7 @@
           <w:rFonts w:eastAsiaTheme="majorEastAsia"/>
         </w:rPr>
       </w:pPr>
-      <w:bookmarkStart w:id="26" w:name="_Toc232081205"/>
+      <w:bookmarkStart w:id="26" w:name="_Toc232123824"/>
       <w:r>
         <w:t xml:space="preserve">Detection of the running </w:t>
       </w:r>
@@ -4666,18 +4697,13 @@
       </w:r>
       <w:bookmarkEnd w:id="26"/>
     </w:p>
-    <w:p>
-      <w:pPr>
-        <w:ind w:left="0" w:firstLine="0"/>
-        <w:rPr>
-          <w:rFonts w:eastAsiaTheme="majorEastAsia"/>
-        </w:rPr>
-      </w:pPr>
-    </w:p>
-    <w:p>
-      <w:pPr>
-        <w:pStyle w:val="Heading3"/>
-        <w:ind w:left="10"/>
+    <w:p/>
+    <w:p>
+      <w:pPr>
+        <w:ind w:left="20"/>
+        <w:rPr>
+          <w:color w:val="404040" w:themeColor="text1" w:themeTint="BF"/>
+        </w:rPr>
       </w:pPr>
       <w:r>
         <w:br/>
@@ -4688,7 +4714,7 @@
           <w:noProof/>
         </w:rPr>
         <w:drawing>
-          <wp:inline distT="0" distB="0" distL="0" distR="0" wp14:anchorId="7819C22F" wp14:editId="74F68C25">
+          <wp:inline distT="0" distB="0" distL="0" distR="0" wp14:anchorId="4DD1AB6E" wp14:editId="273E8F8D">
             <wp:extent cx="6440170" cy="2362835"/>
             <wp:effectExtent l="0" t="0" r="0" b="0"/>
             <wp:docPr id="29" name="Picture 29"/>
@@ -4730,9 +4756,6 @@
         </w:drawing>
       </w:r>
       <w:bookmarkEnd w:id="27"/>
-      <w:r>
-        <w:br/>
-      </w:r>
     </w:p>
     <w:p>
       <w:pPr>
@@ -4753,7 +4776,7 @@
       <w:pPr>
         <w:ind w:left="0" w:firstLine="0"/>
       </w:pPr>
-      <w:bookmarkStart w:id="28" w:name="_Toc232081207"/>
+      <w:bookmarkStart w:id="28" w:name="_Toc232123825"/>
       <w:r>
         <w:rPr>
           <w:rStyle w:val="Heading3Char"/>
@@ -4844,16 +4867,29 @@
     </w:p>
     <w:p>
       <w:pPr>
+        <w:spacing w:after="160" w:line="259" w:lineRule="auto"/>
+        <w:ind w:left="0" w:firstLine="0"/>
+        <w:rPr>
+          <w:rFonts w:asciiTheme="majorHAnsi" w:eastAsiaTheme="majorEastAsia" w:hAnsiTheme="majorHAnsi" w:cstheme="majorBidi"/>
+          <w:color w:val="1F3763" w:themeColor="accent1" w:themeShade="7F"/>
+          <w:szCs w:val="24"/>
+        </w:rPr>
+      </w:pPr>
+      <w:r>
+        <w:br w:type="page"/>
+      </w:r>
+    </w:p>
+    <w:p>
+      <w:pPr>
         <w:pStyle w:val="Heading3"/>
         <w:ind w:left="10"/>
         <w:rPr>
-          <w:i/>
-          <w:iCs/>
-          <w:color w:val="404040" w:themeColor="text1" w:themeTint="BF"/>
-        </w:rPr>
-      </w:pPr>
-      <w:bookmarkStart w:id="29" w:name="_Toc232081208"/>
-      <w:r>
+          <w:rStyle w:val="SubtleEmphasis"/>
+        </w:rPr>
+      </w:pPr>
+      <w:bookmarkStart w:id="29" w:name="_Toc232123826"/>
+      <w:r>
+        <w:lastRenderedPageBreak/>
         <w:t xml:space="preserve">Web Technology Enumeration </w:t>
       </w:r>
       <w:r>
@@ -4864,6 +4900,8 @@
       </w:r>
       <w:bookmarkEnd w:id="29"/>
     </w:p>
+    <w:p/>
+    <w:p/>
     <w:p>
       <w:pPr>
         <w:ind w:left="0" w:firstLine="0"/>
@@ -6312,6 +6350,7 @@
   <w:style w:type="character" w:default="1" w:styleId="DefaultParagraphFont">
     <w:name w:val="Default Paragraph Font"/>
     <w:uiPriority w:val="1"/>
+    <w:semiHidden/>
     <w:unhideWhenUsed/>
   </w:style>
   <w:style w:type="table" w:default="1" w:styleId="TableNormal">
